--- a/looogen-备案材料/大模型备案申报材料-北京优酷科技有限公司-Looogen/1-附件1-安全评估报告/附件1-安全评估报告.docx
+++ b/looogen-备案材料/大模型备案申报材料-北京优酷科技有限公司-Looogen/1-附件1-安全评估报告/附件1-安全评估报告.docx
@@ -275,16 +275,7 @@
           <w:b w:val="0"/>
           <w:sz w:val="28"/>
         </w:rPr>
-        <w:t>Looogen是北京优酷科技有限公司推出的生成式人工智能内容创作服务，面向成年专业创作者提供AI文本生成、AI图片生成与编辑、AI视频生成与编辑、AI音频生成等能力，辅助用户完成内容创作。</w:t>
-      </w:r>
-      <w:r>
-        <w:rPr>
-          <w:rFonts w:ascii="仿宋" w:hAnsi="仿宋" w:eastAsia="仿宋" w:cs="仿宋"/>
-          <w:b w:val="0"/>
-          <w:color w:val="FF0000"/>
-          <w:sz w:val="28"/>
-        </w:rPr>
-        <w:t>【待确认：以下功能参照虎鲸AI暂填（文本、图片、视频、音频生成与编辑），请按Looogen实际功能增删】</w:t>
+        <w:t>Looogen是北京优酷科技有限公司推出的AI影视制作Agent产品，面向短剧制作团队、影视内容创作者、MCN机构等专业用户，提供从剧本创作与解析、角色/服装/场景资产设计、分镜生成、视频生成与质检修复、配音配乐到后期处理的全链路AI影视制作能力，帮助用户解决AI视频生成流程中人工干预多、生成效率低、人物/场景前后不一致、废片率高、制作成本高等问题。产品分为Agent模块（一句话创意或剧本一键直出成片的全链路模式）和影视套件模块（按制作步骤分别调用的工具集）。</w:t>
       </w:r>
     </w:p>
     <w:p>
@@ -4461,7 +4452,7 @@
           <w:b w:val="0"/>
           <w:sz w:val="28"/>
         </w:rPr>
-        <w:t>道准确性测试题，采用人工抽检和关键词抽检，核查生成内容是否准确响应用户需求、是否符合科学常识和主流认知。</w:t>
+        <w:t>道准确性测试题，采用人工抽检和关键词抽检，核查剧本解析、分镜、成片是否准确还原剧本中的人物、场景、情节要素，角色/场景是否跨镜头保持一致，是否符合科学常识和主流认知。</w:t>
       </w:r>
     </w:p>
     <w:p>
@@ -4721,16 +4712,7 @@
           <w:b w:val="0"/>
           <w:sz w:val="28"/>
         </w:rPr>
-        <w:t>Looogen是北京优酷科技有限公司推出的生成式人工智能内容创作服务，面向成年专业创作者提供AI文本生成、AI图片生成与编辑、AI视频生成与编辑、AI音频生成等能力，辅助用户完成内容创作。</w:t>
-      </w:r>
-      <w:r>
-        <w:rPr>
-          <w:rFonts w:ascii="仿宋" w:hAnsi="仿宋" w:eastAsia="仿宋" w:cs="仿宋"/>
-          <w:b w:val="0"/>
-          <w:color w:val="FF0000"/>
-          <w:sz w:val="28"/>
-        </w:rPr>
-        <w:t>【待确认：以下功能参照虎鲸AI暂填（文本、图片、视频、音频生成与编辑），请按Looogen实际功能增删】</w:t>
+        <w:t>Looogen是北京优酷科技有限公司推出的AI影视制作Agent产品，面向短剧制作团队、影视内容创作者、MCN机构等专业用户，提供从剧本创作与解析、角色/服装/场景资产设计、分镜生成、视频生成与质检修复、配音配乐到后期处理的全链路AI影视制作能力，帮助用户解决AI视频生成流程中人工干预多、生成效率低、人物/场景前后不一致、废片率高、制作成本高等问题。产品分为Agent模块（一句话创意或剧本一键直出成片的全链路模式）和影视套件模块（按制作步骤分别调用的工具集）。</w:t>
       </w:r>
     </w:p>
     <w:p>
@@ -4744,7 +4726,7 @@
           <w:b w:val="0"/>
           <w:sz w:val="28"/>
         </w:rPr>
-        <w:t>1. AI文本生成：根据用户输入的提示词或素材，生成或优化创作所需的文字内容（如创意文案、脚本、分镜描述等）。</w:t>
+        <w:t>1. 剧本创作与解析：支持从一句话创意AI辅助生成完整剧本；对用户上传的剧本自动评估质量，解析世界观、时间线、人物关系等结构信息；对用户上传的参考视频反向拆解输出分镜表（拉片）。（剧本采买为剧本素材交易通道，不涉及AI生成）</w:t>
       </w:r>
     </w:p>
     <w:p>
@@ -4758,7 +4740,7 @@
           <w:b w:val="0"/>
           <w:sz w:val="28"/>
         </w:rPr>
-        <w:t>2. AI图片生成与编辑：根据用户输入的文字或参考图生成图片，并提供局部重绘、扩图、风格调整等编辑能力。</w:t>
+        <w:t>2. 资产库与资产设计：内置影视级AI演员、服装、场景资产库；根据剧本角色生成/匹配演员形象与妆造，生成角色及场景三视图/多视图，支持无损换装、换光线、资产变体等图片生成与编辑。</w:t>
       </w:r>
     </w:p>
     <w:p>
@@ -4772,7 +4754,7 @@
           <w:b w:val="0"/>
           <w:sz w:val="28"/>
         </w:rPr>
-        <w:t>3. AI视频生成与编辑：根据用户输入的文字、图片或视频素材生成视频，并提供视频编辑能力。</w:t>
+        <w:t>3. 分镜生成：基于解析后的剧本自动生成覆盖景别、运镜、构图、站位、光影、表演要素的分镜表，自动注入角色/场景资产，支持人工编辑与智能质检。</w:t>
       </w:r>
     </w:p>
     <w:p>
@@ -4786,7 +4768,7 @@
           <w:b w:val="0"/>
           <w:sz w:val="28"/>
         </w:rPr>
-        <w:t>4. AI音频生成：根据用户输入的文本生成配音、音效等音频内容。</w:t>
+        <w:t>4. 视频生成与质检修复：基于分镜表逐镜头生成视频并自动合成含画面、配音、配乐、字幕的成片（单次最长5分钟），自动检测人物变形、轴线错误、前后不一致等问题并定向修复，支持单镜头重生成及多集批量生成。</w:t>
       </w:r>
     </w:p>
     <w:p>
@@ -4800,24 +4782,7 @@
           <w:b w:val="0"/>
           <w:sz w:val="28"/>
         </w:rPr>
-        <w:t>适用人群：本服务仅面向年满18周岁、具备完全民事行为能力的成年用户（主要为</w:t>
-      </w:r>
-      <w:r>
-        <w:rPr>
-          <w:rFonts w:ascii="仿宋" w:hAnsi="仿宋" w:eastAsia="仿宋" w:cs="仿宋"/>
-          <w:b w:val="0"/>
-          <w:color w:val="FF0000"/>
-          <w:sz w:val="28"/>
-        </w:rPr>
-        <w:t>【待确认：目标用户，如影视/广告/内容创作从业者及专业创作者】</w:t>
-      </w:r>
-      <w:r>
-        <w:rPr>
-          <w:rFonts w:ascii="仿宋" w:hAnsi="仿宋" w:eastAsia="仿宋" w:cs="仿宋"/>
-          <w:b w:val="0"/>
-          <w:sz w:val="28"/>
-        </w:rPr>
-        <w:t>），不适用于未成年人（含未成年学生）。通过以下管理制度和技术措施判断用户是否为未成年人：（1）《用户服务协议》《隐私政策》显著声明本服务不面向未成年人；（2）用户须使用经运营商实名登记的手机号+短信验证码注册登录；（3）结合用户主动反馈、投诉举报及账号行为特征识别疑似未成年人账号，经核实后限制使用或注销账号、删除相关个人信息。详见附件7。</w:t>
+        <w:t>5. 配音与配乐：多角色智能配音（内置音色库）、音色替换、BGM生成与自动适配、音效生成，以及人声增强、底噪修复、环绕声处理等音频增强。</w:t>
       </w:r>
     </w:p>
     <w:p>
@@ -4831,7 +4796,7 @@
           <w:b w:val="0"/>
           <w:sz w:val="28"/>
         </w:rPr>
-        <w:t>适用场合：Looogen用于辅助内容创作的文字、图片、视频、音频生成与编辑，不适用于自动控制、医疗信息服务、心理咨询、关键信息基础设施等场合。</w:t>
+        <w:t>6. 后期处理：超分辨率、插帧、HDR等画面增强，自动生成与配音对齐的时间轴字幕，成片可一键导入剪辑软件。</w:t>
       </w:r>
     </w:p>
     <w:p>
@@ -4845,7 +4810,35 @@
           <w:b w:val="0"/>
           <w:sz w:val="28"/>
         </w:rPr>
-        <w:t>服务范围：限定特定领域（AI辅助内容创作）。</w:t>
+        <w:t>适用人群：本服务面向短剧制作团队、影视内容创作者、MCN机构等专业用户，仅向年满18周岁、具备完全民事行为能力的成年人提供服务，不适用于未成年人（含未成年学生）。通过以下管理制度和技术措施判断用户是否为未成年人：（1）《用户服务协议》《隐私政策》显著声明本服务不面向未成年人；（2）用户须使用经运营商实名登记的手机号+短信验证码注册登录；（3）结合用户主动反馈、投诉举报及账号行为特征识别疑似未成年人账号，经核实后限制使用或注销账号、删除相关个人信息。详见附件7。</w:t>
+      </w:r>
+    </w:p>
+    <w:p>
+      <w:pPr>
+        <w:spacing w:line="360" w:lineRule="auto"/>
+        <w:ind w:firstLine="560"/>
+      </w:pPr>
+      <w:r>
+        <w:rPr>
+          <w:rFonts w:ascii="仿宋" w:hAnsi="仿宋" w:eastAsia="仿宋" w:cs="仿宋"/>
+          <w:b w:val="0"/>
+          <w:sz w:val="28"/>
+        </w:rPr>
+        <w:t>适用场合：Looogen用于短剧、影视内容的AI辅助制作，包括剧本创作与解析、角色/场景资产设计、分镜生成、视频生成、配音配乐及后期处理，不适用于自动控制、医疗信息服务、心理咨询、关键信息基础设施等场合。</w:t>
+      </w:r>
+    </w:p>
+    <w:p>
+      <w:pPr>
+        <w:spacing w:line="360" w:lineRule="auto"/>
+        <w:ind w:firstLine="560"/>
+      </w:pPr>
+      <w:r>
+        <w:rPr>
+          <w:rFonts w:ascii="仿宋" w:hAnsi="仿宋" w:eastAsia="仿宋" w:cs="仿宋"/>
+          <w:b w:val="0"/>
+          <w:sz w:val="28"/>
+        </w:rPr>
+        <w:t>服务范围：限定特定领域（短剧/影视内容AI辅助制作）。</w:t>
       </w:r>
     </w:p>
     <w:p>
@@ -5101,7 +5094,7 @@
                 <w:b w:val="0"/>
                 <w:sz w:val="22"/>
               </w:rPr>
-              <w:t>用户主动上传或输入的素材与指令（文本、图片、音视频）及为此调用的剪切板、本地磁盘读取权限</w:t>
+              <w:t>用户主动上传或输入的素材与指令（剧本、创意文本、参考图、参考视频、音频）及为此调用的剪切板、本地磁盘读取权限</w:t>
             </w:r>
           </w:p>
         </w:tc>
@@ -5116,7 +5109,7 @@
                 <w:b w:val="0"/>
                 <w:sz w:val="22"/>
               </w:rPr>
-              <w:t>实现AI文本/图片/视频/音频生成与编辑等功能</w:t>
+              <w:t>实现剧本解析、拉片、资产生成、分镜生成、视频生成、配音配乐及后期处理等功能</w:t>
             </w:r>
           </w:p>
         </w:tc>
@@ -5441,7 +5434,7 @@
           <w:b w:val="0"/>
           <w:sz w:val="28"/>
         </w:rPr>
-        <w:t>（2）标识位置：显式标识：平台展示及下载的AI生成图片、视频右下角添加“AI生成”文字标识</w:t>
+        <w:t>（2）标识位置：显式标识：平台展示及下载（含一键导入剪辑软件）的AI生成图片、视频（含成片及经画面增强处理的视频）右下角添加“AI生成”文字标识</w:t>
       </w:r>
       <w:r>
         <w:rPr>
@@ -5784,15 +5777,16 @@
     </w:p>
     <w:p>
       <w:pPr>
-        <w:spacing w:line="360" w:lineRule="auto" w:before="120"/>
-      </w:pPr>
-      <w:r>
-        <w:rPr>
-          <w:rFonts w:ascii="仿宋" w:hAnsi="仿宋" w:eastAsia="仿宋" w:cs="仿宋"/>
-          <w:b/>
-          <w:sz w:val="28"/>
-        </w:rPr>
-        <w:t>9. 拒答率</w:t>
+        <w:spacing w:line="360" w:lineRule="auto"/>
+        <w:ind w:firstLine="560"/>
+      </w:pPr>
+      <w:r>
+        <w:rPr>
+          <w:rFonts w:ascii="仿宋" w:hAnsi="仿宋" w:eastAsia="仿宋" w:cs="仿宋"/>
+          <w:b w:val="0"/>
+          <w:sz w:val="28"/>
+        </w:rPr>
+        <w:t>（5）特定功能风险防控：</w:t>
       </w:r>
     </w:p>
     <w:p>
@@ -5806,7 +5800,16 @@
           <w:b w:val="0"/>
           <w:sz w:val="28"/>
         </w:rPr>
-        <w:t>拒答率指拒绝回答或以简单模板回答的数量占总测试数量的比率。</w:t>
+        <w:t>① 全链路自动生成：Agent模块“一句话直出成片”中间环节无需人工干预，Looogen在剧本生成/解析结果、每条视频提示词、每个生成镜头、配音台词及字幕文本等各中间产物上均调用安全审核，任一环节判定违规即中断生成，确保自动化流程不绕过安全审核。</w:t>
+      </w:r>
+      <w:r>
+        <w:rPr>
+          <w:rFonts w:ascii="仿宋" w:hAnsi="仿宋" w:eastAsia="仿宋" w:cs="仿宋"/>
+          <w:b w:val="0"/>
+          <w:color w:val="FF0000"/>
+          <w:sz w:val="28"/>
+        </w:rPr>
+        <w:t>【待确认：与实际链路一致】</w:t>
       </w:r>
     </w:p>
     <w:p>
@@ -5820,7 +5823,7 @@
           <w:b w:val="0"/>
           <w:sz w:val="28"/>
         </w:rPr>
-        <w:t>（1）应拒答评估：测试题集规模</w:t>
+        <w:t>② AI演员与肖像权：官方资产库中的AI演员形象均为AI合成的虚拟形象，不使用真实自然人肖像</w:t>
       </w:r>
       <w:r>
         <w:rPr>
@@ -5829,66 +5832,15 @@
           <w:color w:val="FF0000"/>
           <w:sz w:val="28"/>
         </w:rPr>
-        <w:t>【待填】</w:t>
-      </w:r>
-      <w:r>
-        <w:rPr>
-          <w:rFonts w:ascii="仿宋" w:hAnsi="仿宋" w:eastAsia="仿宋" w:cs="仿宋"/>
-          <w:b w:val="0"/>
-          <w:sz w:val="28"/>
-        </w:rPr>
-        <w:t>道，来源为自建题库，覆盖违反社会主义核心价值观、歧视性内容等风险；回答</w:t>
-      </w:r>
-      <w:r>
-        <w:rPr>
-          <w:rFonts w:ascii="仿宋" w:hAnsi="仿宋" w:eastAsia="仿宋" w:cs="仿宋"/>
-          <w:b w:val="0"/>
-          <w:color w:val="FF0000"/>
-          <w:sz w:val="28"/>
-        </w:rPr>
-        <w:t>【待填】</w:t>
-      </w:r>
-      <w:r>
-        <w:rPr>
-          <w:rFonts w:ascii="仿宋" w:hAnsi="仿宋" w:eastAsia="仿宋" w:cs="仿宋"/>
-          <w:b w:val="0"/>
-          <w:sz w:val="28"/>
-        </w:rPr>
-        <w:t>道，拒答</w:t>
-      </w:r>
-      <w:r>
-        <w:rPr>
-          <w:rFonts w:ascii="仿宋" w:hAnsi="仿宋" w:eastAsia="仿宋" w:cs="仿宋"/>
-          <w:b w:val="0"/>
-          <w:color w:val="FF0000"/>
-          <w:sz w:val="28"/>
-        </w:rPr>
-        <w:t>【待填】</w:t>
-      </w:r>
-      <w:r>
-        <w:rPr>
-          <w:rFonts w:ascii="仿宋" w:hAnsi="仿宋" w:eastAsia="仿宋" w:cs="仿宋"/>
-          <w:b w:val="0"/>
-          <w:sz w:val="28"/>
-        </w:rPr>
-        <w:t>道，拒答率</w:t>
-      </w:r>
-      <w:r>
-        <w:rPr>
-          <w:rFonts w:ascii="仿宋" w:hAnsi="仿宋" w:eastAsia="仿宋" w:cs="仿宋"/>
-          <w:b w:val="0"/>
-          <w:color w:val="FF0000"/>
-          <w:sz w:val="28"/>
-        </w:rPr>
-        <w:t>【待填】</w:t>
-      </w:r>
-      <w:r>
-        <w:rPr>
-          <w:rFonts w:ascii="仿宋" w:hAnsi="仿宋" w:eastAsia="仿宋" w:cs="仿宋"/>
-          <w:b w:val="0"/>
-          <w:sz w:val="28"/>
-        </w:rPr>
-        <w:t>%（应不低于95%）。</w:t>
+        <w:t>【待确认：AI演员是否全部为虚拟合成形象；如基于真人演员制作，须提供肖像授权】</w:t>
+      </w:r>
+      <w:r>
+        <w:rPr>
+          <w:rFonts w:ascii="仿宋" w:hAnsi="仿宋" w:eastAsia="仿宋" w:cs="仿宋"/>
+          <w:b w:val="0"/>
+          <w:sz w:val="28"/>
+        </w:rPr>
+        <w:t>；用户上传参考图生成角色、无损换装时，须确保已取得图中人物授权，平台对公众人物、政治人物等敏感人脸进行识别拦截。</w:t>
       </w:r>
     </w:p>
     <w:p>
@@ -5902,7 +5854,7 @@
           <w:b w:val="0"/>
           <w:sz w:val="28"/>
         </w:rPr>
-        <w:t>（2）非拒答评估：测试题集规模</w:t>
+        <w:t>③ 音色与声音权益：内置音色库音色均已取得合法授权</w:t>
       </w:r>
       <w:r>
         <w:rPr>
@@ -5911,83 +5863,63 @@
           <w:color w:val="FF0000"/>
           <w:sz w:val="28"/>
         </w:rPr>
-        <w:t>【待填】</w:t>
-      </w:r>
-      <w:r>
-        <w:rPr>
-          <w:rFonts w:ascii="仿宋" w:hAnsi="仿宋" w:eastAsia="仿宋" w:cs="仿宋"/>
-          <w:b w:val="0"/>
-          <w:sz w:val="28"/>
-        </w:rPr>
-        <w:t>道，来源为自建题库，覆盖我国制度、信仰、形象、文化、习俗、民族、地理、历史、英烈等方面；回答</w:t>
-      </w:r>
-      <w:r>
-        <w:rPr>
-          <w:rFonts w:ascii="仿宋" w:hAnsi="仿宋" w:eastAsia="仿宋" w:cs="仿宋"/>
-          <w:b w:val="0"/>
-          <w:color w:val="FF0000"/>
-          <w:sz w:val="28"/>
-        </w:rPr>
-        <w:t>【待填】</w:t>
-      </w:r>
-      <w:r>
-        <w:rPr>
-          <w:rFonts w:ascii="仿宋" w:hAnsi="仿宋" w:eastAsia="仿宋" w:cs="仿宋"/>
-          <w:b w:val="0"/>
-          <w:sz w:val="28"/>
-        </w:rPr>
-        <w:t>道，拒答</w:t>
-      </w:r>
-      <w:r>
-        <w:rPr>
-          <w:rFonts w:ascii="仿宋" w:hAnsi="仿宋" w:eastAsia="仿宋" w:cs="仿宋"/>
-          <w:b w:val="0"/>
-          <w:color w:val="FF0000"/>
-          <w:sz w:val="28"/>
-        </w:rPr>
-        <w:t>【待填】</w:t>
-      </w:r>
-      <w:r>
-        <w:rPr>
-          <w:rFonts w:ascii="仿宋" w:hAnsi="仿宋" w:eastAsia="仿宋" w:cs="仿宋"/>
-          <w:b w:val="0"/>
-          <w:sz w:val="28"/>
-        </w:rPr>
-        <w:t>道，拒答率</w:t>
-      </w:r>
-      <w:r>
-        <w:rPr>
-          <w:rFonts w:ascii="仿宋" w:hAnsi="仿宋" w:eastAsia="仿宋" w:cs="仿宋"/>
-          <w:b w:val="0"/>
-          <w:color w:val="FF0000"/>
-          <w:sz w:val="28"/>
-        </w:rPr>
-        <w:t>【待填】</w:t>
-      </w:r>
-      <w:r>
-        <w:rPr>
-          <w:rFonts w:ascii="仿宋" w:hAnsi="仿宋" w:eastAsia="仿宋" w:cs="仿宋"/>
-          <w:b w:val="0"/>
-          <w:sz w:val="28"/>
-        </w:rPr>
-        <w:t>%（应不高于5%）。</w:t>
+        <w:t>【待确认】</w:t>
+      </w:r>
+      <w:r>
+        <w:rPr>
+          <w:rFonts w:ascii="仿宋" w:hAnsi="仿宋" w:eastAsia="仿宋" w:cs="仿宋"/>
+          <w:b w:val="0"/>
+          <w:sz w:val="28"/>
+        </w:rPr>
+        <w:t>；音色替换功能仅允许使用平台音色库或用户已取得授权的音色，用户上传他人声音须取得被编辑人单独同意，禁止模仿公众人物声音。</w:t>
       </w:r>
     </w:p>
     <w:p>
       <w:pPr>
-        <w:spacing w:line="360" w:lineRule="auto" w:before="120"/>
-      </w:pPr>
-      <w:r>
-        <w:rPr>
-          <w:rFonts w:ascii="仿宋" w:hAnsi="仿宋" w:eastAsia="仿宋" w:cs="仿宋"/>
-          <w:b/>
-          <w:sz w:val="28"/>
-        </w:rPr>
-        <w:t>10. 模型更新、升级</w:t>
+        <w:spacing w:line="360" w:lineRule="auto"/>
+        <w:ind w:firstLine="560"/>
+      </w:pPr>
+      <w:r>
+        <w:rPr>
+          <w:rFonts w:ascii="仿宋" w:hAnsi="仿宋" w:eastAsia="仿宋" w:cs="仿宋"/>
+          <w:b w:val="0"/>
+          <w:sz w:val="28"/>
+        </w:rPr>
+        <w:t>④ 拉片与剧本素材版权：用户上传参考视频、剧本时须承诺拥有合法权利或已获授权，拉片结果仅用于学习与创作参考；剧本采买通道中的剧本均已取得版权方授权</w:t>
+      </w:r>
+      <w:r>
+        <w:rPr>
+          <w:rFonts w:ascii="仿宋" w:hAnsi="仿宋" w:eastAsia="仿宋" w:cs="仿宋"/>
+          <w:b w:val="0"/>
+          <w:color w:val="FF0000"/>
+          <w:sz w:val="28"/>
+        </w:rPr>
+        <w:t>【待确认】</w:t>
+      </w:r>
+      <w:r>
+        <w:rPr>
+          <w:rFonts w:ascii="仿宋" w:hAnsi="仿宋" w:eastAsia="仿宋" w:cs="仿宋"/>
+          <w:b w:val="0"/>
+          <w:sz w:val="28"/>
+        </w:rPr>
+        <w:t>。</w:t>
       </w:r>
     </w:p>
     <w:p>
       <w:pPr>
+        <w:spacing w:line="360" w:lineRule="auto" w:before="120"/>
+      </w:pPr>
+      <w:r>
+        <w:rPr>
+          <w:rFonts w:ascii="仿宋" w:hAnsi="仿宋" w:eastAsia="仿宋" w:cs="仿宋"/>
+          <w:b/>
+          <w:sz w:val="28"/>
+        </w:rPr>
+        <w:t>9. 拒答率</w:t>
+      </w:r>
+    </w:p>
+    <w:p>
+      <w:pPr>
         <w:spacing w:line="360" w:lineRule="auto"/>
         <w:ind w:firstLine="560"/>
       </w:pPr>
@@ -5997,7 +5929,7 @@
           <w:b w:val="0"/>
           <w:sz w:val="28"/>
         </w:rPr>
-        <w:t>Looogen在以下情形下重新进行预训练或优化训练：</w:t>
+        <w:t>拒答率指拒绝回答或以简单模板回答的数量占总测试数量的比率。</w:t>
       </w:r>
     </w:p>
     <w:p>
@@ -6011,7 +5943,75 @@
           <w:b w:val="0"/>
           <w:sz w:val="28"/>
         </w:rPr>
-        <w:t>1. 频繁发现生成违法违规内容、错误内容，或模型准确性、可靠性明显下降；</w:t>
+        <w:t>（1）应拒答评估：测试题集规模</w:t>
+      </w:r>
+      <w:r>
+        <w:rPr>
+          <w:rFonts w:ascii="仿宋" w:hAnsi="仿宋" w:eastAsia="仿宋" w:cs="仿宋"/>
+          <w:b w:val="0"/>
+          <w:color w:val="FF0000"/>
+          <w:sz w:val="28"/>
+        </w:rPr>
+        <w:t>【待填】</w:t>
+      </w:r>
+      <w:r>
+        <w:rPr>
+          <w:rFonts w:ascii="仿宋" w:hAnsi="仿宋" w:eastAsia="仿宋" w:cs="仿宋"/>
+          <w:b w:val="0"/>
+          <w:sz w:val="28"/>
+        </w:rPr>
+        <w:t>道，来源为自建题库，覆盖违反社会主义核心价值观、歧视性内容等风险；回答</w:t>
+      </w:r>
+      <w:r>
+        <w:rPr>
+          <w:rFonts w:ascii="仿宋" w:hAnsi="仿宋" w:eastAsia="仿宋" w:cs="仿宋"/>
+          <w:b w:val="0"/>
+          <w:color w:val="FF0000"/>
+          <w:sz w:val="28"/>
+        </w:rPr>
+        <w:t>【待填】</w:t>
+      </w:r>
+      <w:r>
+        <w:rPr>
+          <w:rFonts w:ascii="仿宋" w:hAnsi="仿宋" w:eastAsia="仿宋" w:cs="仿宋"/>
+          <w:b w:val="0"/>
+          <w:sz w:val="28"/>
+        </w:rPr>
+        <w:t>道，拒答</w:t>
+      </w:r>
+      <w:r>
+        <w:rPr>
+          <w:rFonts w:ascii="仿宋" w:hAnsi="仿宋" w:eastAsia="仿宋" w:cs="仿宋"/>
+          <w:b w:val="0"/>
+          <w:color w:val="FF0000"/>
+          <w:sz w:val="28"/>
+        </w:rPr>
+        <w:t>【待填】</w:t>
+      </w:r>
+      <w:r>
+        <w:rPr>
+          <w:rFonts w:ascii="仿宋" w:hAnsi="仿宋" w:eastAsia="仿宋" w:cs="仿宋"/>
+          <w:b w:val="0"/>
+          <w:sz w:val="28"/>
+        </w:rPr>
+        <w:t>道，拒答率</w:t>
+      </w:r>
+      <w:r>
+        <w:rPr>
+          <w:rFonts w:ascii="仿宋" w:hAnsi="仿宋" w:eastAsia="仿宋" w:cs="仿宋"/>
+          <w:b w:val="0"/>
+          <w:color w:val="FF0000"/>
+          <w:sz w:val="28"/>
+        </w:rPr>
+        <w:t>【待填】</w:t>
+      </w:r>
+      <w:r>
+        <w:rPr>
+          <w:rFonts w:ascii="仿宋" w:hAnsi="仿宋" w:eastAsia="仿宋" w:cs="仿宋"/>
+          <w:b w:val="0"/>
+          <w:sz w:val="28"/>
+        </w:rPr>
+        <w:t>%（应不低于95%）。</w:t>
       </w:r>
     </w:p>
     <w:p>
@@ -6025,11 +6025,92 @@
           <w:b w:val="0"/>
           <w:sz w:val="28"/>
         </w:rPr>
-        <w:t>2. 新增大量高质量语料、数据分布发生变化，需提升模型能力；</w:t>
+        <w:t>（2）非拒答评估：测试题集规模</w:t>
+      </w:r>
+      <w:r>
+        <w:rPr>
+          <w:rFonts w:ascii="仿宋" w:hAnsi="仿宋" w:eastAsia="仿宋" w:cs="仿宋"/>
+          <w:b w:val="0"/>
+          <w:color w:val="FF0000"/>
+          <w:sz w:val="28"/>
+        </w:rPr>
+        <w:t>【待填】</w:t>
+      </w:r>
+      <w:r>
+        <w:rPr>
+          <w:rFonts w:ascii="仿宋" w:hAnsi="仿宋" w:eastAsia="仿宋" w:cs="仿宋"/>
+          <w:b w:val="0"/>
+          <w:sz w:val="28"/>
+        </w:rPr>
+        <w:t>道，来源为自建题库，覆盖我国制度、信仰、形象、文化、习俗、民族、地理、历史、英烈等方面；回答</w:t>
+      </w:r>
+      <w:r>
+        <w:rPr>
+          <w:rFonts w:ascii="仿宋" w:hAnsi="仿宋" w:eastAsia="仿宋" w:cs="仿宋"/>
+          <w:b w:val="0"/>
+          <w:color w:val="FF0000"/>
+          <w:sz w:val="28"/>
+        </w:rPr>
+        <w:t>【待填】</w:t>
+      </w:r>
+      <w:r>
+        <w:rPr>
+          <w:rFonts w:ascii="仿宋" w:hAnsi="仿宋" w:eastAsia="仿宋" w:cs="仿宋"/>
+          <w:b w:val="0"/>
+          <w:sz w:val="28"/>
+        </w:rPr>
+        <w:t>道，拒答</w:t>
+      </w:r>
+      <w:r>
+        <w:rPr>
+          <w:rFonts w:ascii="仿宋" w:hAnsi="仿宋" w:eastAsia="仿宋" w:cs="仿宋"/>
+          <w:b w:val="0"/>
+          <w:color w:val="FF0000"/>
+          <w:sz w:val="28"/>
+        </w:rPr>
+        <w:t>【待填】</w:t>
+      </w:r>
+      <w:r>
+        <w:rPr>
+          <w:rFonts w:ascii="仿宋" w:hAnsi="仿宋" w:eastAsia="仿宋" w:cs="仿宋"/>
+          <w:b w:val="0"/>
+          <w:sz w:val="28"/>
+        </w:rPr>
+        <w:t>道，拒答率</w:t>
+      </w:r>
+      <w:r>
+        <w:rPr>
+          <w:rFonts w:ascii="仿宋" w:hAnsi="仿宋" w:eastAsia="仿宋" w:cs="仿宋"/>
+          <w:b w:val="0"/>
+          <w:color w:val="FF0000"/>
+          <w:sz w:val="28"/>
+        </w:rPr>
+        <w:t>【待填】</w:t>
+      </w:r>
+      <w:r>
+        <w:rPr>
+          <w:rFonts w:ascii="仿宋" w:hAnsi="仿宋" w:eastAsia="仿宋" w:cs="仿宋"/>
+          <w:b w:val="0"/>
+          <w:sz w:val="28"/>
+        </w:rPr>
+        <w:t>%（应不高于5%）。</w:t>
       </w:r>
     </w:p>
     <w:p>
       <w:pPr>
+        <w:spacing w:line="360" w:lineRule="auto" w:before="120"/>
+      </w:pPr>
+      <w:r>
+        <w:rPr>
+          <w:rFonts w:ascii="仿宋" w:hAnsi="仿宋" w:eastAsia="仿宋" w:cs="仿宋"/>
+          <w:b/>
+          <w:sz w:val="28"/>
+        </w:rPr>
+        <w:t>10. 模型更新、升级</w:t>
+      </w:r>
+    </w:p>
+    <w:p>
+      <w:pPr>
         <w:spacing w:line="360" w:lineRule="auto"/>
         <w:ind w:firstLine="560"/>
       </w:pPr>
@@ -6039,7 +6120,7 @@
           <w:b w:val="0"/>
           <w:sz w:val="28"/>
         </w:rPr>
-        <w:t>3. 出现更优的基础模型或有新的业务应用需求；</w:t>
+        <w:t>Looogen在以下情形下重新进行预训练或优化训练：</w:t>
       </w:r>
     </w:p>
     <w:p>
@@ -6053,7 +6134,7 @@
           <w:b w:val="0"/>
           <w:sz w:val="28"/>
         </w:rPr>
-        <w:t>4. 网信、公安等监管部门提出要求，或相关法律法规、国家标准更新；</w:t>
+        <w:t>1. 频繁发现生成违法违规内容、错误内容，或模型准确性、可靠性明显下降；</w:t>
       </w:r>
     </w:p>
     <w:p>
@@ -6067,7 +6148,7 @@
           <w:b w:val="0"/>
           <w:sz w:val="28"/>
         </w:rPr>
-        <w:t>5. 发生重大客诉事件或暴露潜在安全风险，需定向修复。</w:t>
+        <w:t>2. 新增大量高质量语料、数据分布发生变化，需提升模型能力；</w:t>
       </w:r>
     </w:p>
     <w:p>
@@ -6081,24 +6162,7 @@
           <w:b w:val="0"/>
           <w:sz w:val="28"/>
         </w:rPr>
-        <w:t>重新预训练所需时间：约1个月</w:t>
-      </w:r>
-      <w:r>
-        <w:rPr>
-          <w:rFonts w:ascii="仿宋" w:hAnsi="仿宋" w:eastAsia="仿宋" w:cs="仿宋"/>
-          <w:b w:val="0"/>
-          <w:color w:val="FF0000"/>
-          <w:sz w:val="28"/>
-        </w:rPr>
-        <w:t>【待确认】</w:t>
-      </w:r>
-      <w:r>
-        <w:rPr>
-          <w:rFonts w:ascii="仿宋" w:hAnsi="仿宋" w:eastAsia="仿宋" w:cs="仿宋"/>
-          <w:b w:val="0"/>
-          <w:sz w:val="28"/>
-        </w:rPr>
-        <w:t>，具体根据语料规模及算力资源调配情况确定。</w:t>
+        <w:t>3. 出现更优的基础模型或有新的业务应用需求；</w:t>
       </w:r>
     </w:p>
     <w:p>
@@ -6112,41 +6176,7 @@
           <w:b w:val="0"/>
           <w:sz w:val="28"/>
         </w:rPr>
-        <w:t>计划优化训练（fine-tuning）频度及所需时间：频度：每季度一次</w:t>
-      </w:r>
-      <w:r>
-        <w:rPr>
-          <w:rFonts w:ascii="仿宋" w:hAnsi="仿宋" w:eastAsia="仿宋" w:cs="仿宋"/>
-          <w:b w:val="0"/>
-          <w:color w:val="FF0000"/>
-          <w:sz w:val="28"/>
-        </w:rPr>
-        <w:t>【待确认】</w:t>
-      </w:r>
-      <w:r>
-        <w:rPr>
-          <w:rFonts w:ascii="仿宋" w:hAnsi="仿宋" w:eastAsia="仿宋" w:cs="仿宋"/>
-          <w:b w:val="0"/>
-          <w:sz w:val="28"/>
-        </w:rPr>
-        <w:t>；所需时间：每次约</w:t>
-      </w:r>
-      <w:r>
-        <w:rPr>
-          <w:rFonts w:ascii="仿宋" w:hAnsi="仿宋" w:eastAsia="仿宋" w:cs="仿宋"/>
-          <w:b w:val="0"/>
-          <w:color w:val="FF0000"/>
-          <w:sz w:val="28"/>
-        </w:rPr>
-        <w:t>【待填】</w:t>
-      </w:r>
-      <w:r>
-        <w:rPr>
-          <w:rFonts w:ascii="仿宋" w:hAnsi="仿宋" w:eastAsia="仿宋" w:cs="仿宋"/>
-          <w:b w:val="0"/>
-          <w:sz w:val="28"/>
-        </w:rPr>
-        <w:t>天。</w:t>
+        <w:t>4. 网信、公安等监管部门提出要求，或相关法律法规、国家标准更新；</w:t>
       </w:r>
     </w:p>
     <w:p>
@@ -6160,33 +6190,86 @@
           <w:b w:val="0"/>
           <w:sz w:val="28"/>
         </w:rPr>
-        <w:t>模型更新前须经过数据安全审查、灰度测试和专项安全评估，建立版本控制和回滚机制，确保更新过程安全可控。</w:t>
+        <w:t>5. 发生重大客诉事件或暴露潜在安全风险，需定向修复。</w:t>
       </w:r>
     </w:p>
     <w:p>
       <w:pPr>
-        <w:spacing w:line="360" w:lineRule="auto" w:before="120"/>
-      </w:pPr>
-      <w:r>
-        <w:rPr>
-          <w:rFonts w:ascii="黑体" w:hAnsi="黑体" w:eastAsia="黑体" w:cs="黑体"/>
-          <w:b w:val="0"/>
-          <w:sz w:val="32"/>
-        </w:rPr>
-        <w:t>四、总体结论</w:t>
+        <w:spacing w:line="360" w:lineRule="auto"/>
+        <w:ind w:firstLine="560"/>
+      </w:pPr>
+      <w:r>
+        <w:rPr>
+          <w:rFonts w:ascii="仿宋" w:hAnsi="仿宋" w:eastAsia="仿宋" w:cs="仿宋"/>
+          <w:b w:val="0"/>
+          <w:sz w:val="28"/>
+        </w:rPr>
+        <w:t>重新预训练所需时间：约1个月</w:t>
+      </w:r>
+      <w:r>
+        <w:rPr>
+          <w:rFonts w:ascii="仿宋" w:hAnsi="仿宋" w:eastAsia="仿宋" w:cs="仿宋"/>
+          <w:b w:val="0"/>
+          <w:color w:val="FF0000"/>
+          <w:sz w:val="28"/>
+        </w:rPr>
+        <w:t>【待确认】</w:t>
+      </w:r>
+      <w:r>
+        <w:rPr>
+          <w:rFonts w:ascii="仿宋" w:hAnsi="仿宋" w:eastAsia="仿宋" w:cs="仿宋"/>
+          <w:b w:val="0"/>
+          <w:sz w:val="28"/>
+        </w:rPr>
+        <w:t>，具体根据语料规模及算力资源调配情况确定。</w:t>
       </w:r>
     </w:p>
     <w:p>
       <w:pPr>
-        <w:spacing w:line="360" w:lineRule="auto" w:before="120"/>
-      </w:pPr>
-      <w:r>
-        <w:rPr>
-          <w:rFonts w:ascii="仿宋" w:hAnsi="仿宋" w:eastAsia="仿宋" w:cs="仿宋"/>
-          <w:b/>
-          <w:sz w:val="28"/>
-        </w:rPr>
-        <w:t>1. 是否符合《生成式人工智能服务管理暂行办法》的相关规定</w:t>
+        <w:spacing w:line="360" w:lineRule="auto"/>
+        <w:ind w:firstLine="560"/>
+      </w:pPr>
+      <w:r>
+        <w:rPr>
+          <w:rFonts w:ascii="仿宋" w:hAnsi="仿宋" w:eastAsia="仿宋" w:cs="仿宋"/>
+          <w:b w:val="0"/>
+          <w:sz w:val="28"/>
+        </w:rPr>
+        <w:t>计划优化训练（fine-tuning）频度及所需时间：频度：每季度一次</w:t>
+      </w:r>
+      <w:r>
+        <w:rPr>
+          <w:rFonts w:ascii="仿宋" w:hAnsi="仿宋" w:eastAsia="仿宋" w:cs="仿宋"/>
+          <w:b w:val="0"/>
+          <w:color w:val="FF0000"/>
+          <w:sz w:val="28"/>
+        </w:rPr>
+        <w:t>【待确认】</w:t>
+      </w:r>
+      <w:r>
+        <w:rPr>
+          <w:rFonts w:ascii="仿宋" w:hAnsi="仿宋" w:eastAsia="仿宋" w:cs="仿宋"/>
+          <w:b w:val="0"/>
+          <w:sz w:val="28"/>
+        </w:rPr>
+        <w:t>；所需时间：每次约</w:t>
+      </w:r>
+      <w:r>
+        <w:rPr>
+          <w:rFonts w:ascii="仿宋" w:hAnsi="仿宋" w:eastAsia="仿宋" w:cs="仿宋"/>
+          <w:b w:val="0"/>
+          <w:color w:val="FF0000"/>
+          <w:sz w:val="28"/>
+        </w:rPr>
+        <w:t>【待填】</w:t>
+      </w:r>
+      <w:r>
+        <w:rPr>
+          <w:rFonts w:ascii="仿宋" w:hAnsi="仿宋" w:eastAsia="仿宋" w:cs="仿宋"/>
+          <w:b w:val="0"/>
+          <w:sz w:val="28"/>
+        </w:rPr>
+        <w:t>天。</w:t>
       </w:r>
     </w:p>
     <w:p>
@@ -6200,7 +6283,7 @@
           <w:b w:val="0"/>
           <w:sz w:val="28"/>
         </w:rPr>
-        <w:t>经全面评估，安全评估小组认为Looogen服务在语料安全、模型安全、安全措施等方面符合《生成式人工智能服务管理暂行办法》及GB/T 45654-2025的相关要求，整体安全合规、风险可控。</w:t>
+        <w:t>模型更新前须经过数据安全审查、灰度测试和专项安全评估，建立版本控制和回滚机制，确保更新过程安全可控。</w:t>
       </w:r>
     </w:p>
     <w:p>
@@ -6209,15 +6292,28 @@
       </w:pPr>
       <w:r>
         <w:rPr>
-          <w:rFonts w:ascii="仿宋" w:hAnsi="仿宋" w:eastAsia="仿宋" w:cs="仿宋"/>
-          <w:b/>
-          <w:sz w:val="28"/>
-        </w:rPr>
-        <w:t>2. 语料、模型、安全措施等方面存在的主要风险</w:t>
+          <w:rFonts w:ascii="黑体" w:hAnsi="黑体" w:eastAsia="黑体" w:cs="黑体"/>
+          <w:b w:val="0"/>
+          <w:sz w:val="32"/>
+        </w:rPr>
+        <w:t>四、总体结论</w:t>
       </w:r>
     </w:p>
     <w:p>
       <w:pPr>
+        <w:spacing w:line="360" w:lineRule="auto" w:before="120"/>
+      </w:pPr>
+      <w:r>
+        <w:rPr>
+          <w:rFonts w:ascii="仿宋" w:hAnsi="仿宋" w:eastAsia="仿宋" w:cs="仿宋"/>
+          <w:b/>
+          <w:sz w:val="28"/>
+        </w:rPr>
+        <w:t>1. 是否符合《生成式人工智能服务管理暂行办法》的相关规定</w:t>
+      </w:r>
+    </w:p>
+    <w:p>
+      <w:pPr>
         <w:spacing w:line="360" w:lineRule="auto"/>
         <w:ind w:firstLine="560"/>
       </w:pPr>
@@ -6227,7 +6323,7 @@
           <w:b w:val="0"/>
           <w:sz w:val="28"/>
         </w:rPr>
-        <w:t>（1）生成内容失真风险：受限于模型能力，生成结果可能出现失真、事实错误等情况；（2）违规内容生成风险：个别用户可能通过提示词或上传素材诱导生成违法不良信息；（3）数据泄露风险：用户上传素材及个人信息存在被不当访问的风险。</w:t>
+        <w:t>经全面评估，安全评估小组认为Looogen服务在语料安全、模型安全、安全措施等方面符合《生成式人工智能服务管理暂行办法》及GB/T 45654-2025的相关要求，整体安全合规、风险可控。</w:t>
       </w:r>
     </w:p>
     <w:p>
@@ -6240,7 +6336,7 @@
           <w:b/>
           <w:sz w:val="28"/>
         </w:rPr>
-        <w:t>3. 模型上线提供服务后主要风险预判及防范措施建议</w:t>
+        <w:t>2. 语料、模型、安全措施等方面存在的主要风险</w:t>
       </w:r>
     </w:p>
     <w:p>
@@ -6254,7 +6350,34 @@
           <w:b w:val="0"/>
           <w:sz w:val="28"/>
         </w:rPr>
-        <w:t>（1）建立监测与应急响应机制，持续跟踪异常输出率等指标，发现异常自动告警并及时处置；（2）持续更新关键词库与测试题库，定期迭代模型提升安全性；（3）在输入、生成、输出三个环节实施审核；（4）持续优化用户协议与隐私政策，畅通投诉举报渠道。</w:t>
+        <w:t>（1）生成内容失真风险：受限于模型能力，生成结果可能出现失真、事实错误等情况；（2）违规内容生成风险：个别用户可能通过提示词或上传素材诱导生成违法不良信息；（3）数据泄露风险：用户上传剧本、素材及个人信息存在被不当访问的风险；（4）肖像权、声音权益风险：AI演员、换装、音色替换等功能可能被用于伪造他人形象或声音；（5）版权风险：拉片、剧本上传等功能可能涉及他人受版权保护的作品；（6）全链路自动生成风险：Agent一键直出成片中间环节无人工干预，需防止违规内容在中间环节累积生成。</w:t>
+      </w:r>
+    </w:p>
+    <w:p>
+      <w:pPr>
+        <w:spacing w:line="360" w:lineRule="auto" w:before="120"/>
+      </w:pPr>
+      <w:r>
+        <w:rPr>
+          <w:rFonts w:ascii="仿宋" w:hAnsi="仿宋" w:eastAsia="仿宋" w:cs="仿宋"/>
+          <w:b/>
+          <w:sz w:val="28"/>
+        </w:rPr>
+        <w:t>3. 模型上线提供服务后主要风险预判及防范措施建议</w:t>
+      </w:r>
+    </w:p>
+    <w:p>
+      <w:pPr>
+        <w:spacing w:line="360" w:lineRule="auto"/>
+        <w:ind w:firstLine="560"/>
+      </w:pPr>
+      <w:r>
+        <w:rPr>
+          <w:rFonts w:ascii="仿宋" w:hAnsi="仿宋" w:eastAsia="仿宋" w:cs="仿宋"/>
+          <w:b w:val="0"/>
+          <w:sz w:val="28"/>
+        </w:rPr>
+        <w:t>（1）建立监测与应急响应机制，持续跟踪异常输出率等指标，发现异常自动告警并及时处置；（2）持续更新关键词库与测试题库，定期迭代模型提升安全性；（3）在输入、各中间产物、输出环节实施审核；（4）对AI演员、音色、换装等深度合成功能落实授权核验与显式标识；（5）持续优化用户协议与隐私政策，畅通投诉举报渠道。</w:t>
       </w:r>
     </w:p>
     <w:p>

--- a/looogen-备案材料/大模型备案申报材料-北京优酷科技有限公司-Looogen/1-附件1-安全评估报告/附件1-安全评估报告.docx
+++ b/looogen-备案材料/大模型备案申报材料-北京优酷科技有限公司-Looogen/1-附件1-安全评估报告/附件1-安全评估报告.docx
@@ -275,7 +275,7 @@
           <w:b w:val="0"/>
           <w:sz w:val="28"/>
         </w:rPr>
-        <w:t>Looogen是北京优酷科技有限公司推出的AI影视制作Agent产品，面向短剧制作团队、影视内容创作者、MCN机构等专业用户，提供从剧本创作与解析、角色/服装/场景资产设计、分镜生成、视频生成与质检修复、配音配乐到后期处理的全链路AI影视制作能力，帮助用户解决AI视频生成流程中人工干预多、生成效率低、人物/场景前后不一致、废片率高、制作成本高等问题。产品分为Agent模块（一句话创意或剧本一键直出成片的全链路模式）和影视套件模块（按制作步骤分别调用的工具集）。</w:t>
+        <w:t>Looogen是北京优酷科技有限公司推出的AI影视制作Agent产品，面向短剧制作团队、影视内容创作者、MCN机构等专业用户，提供从剧本创作与解析、角色/服装/场景资产设计、分镜生成、视频生成与质检修复、配音配乐到后期处理的全链路AI影视制作能力，帮助用户解决AI视频生成流程中人工干预多、生成效率低、人物/场景前后不一致、废片率高、制作成本高等问题。产品分为Agent模块（从一句话创意或剧本串联至成片的全链路模式）和影视套件模块（按制作步骤分别调用的工具集），两种模式下剧本、资产、分镜、视频、音频、后期每个环节均由用户人工协同确认后进入下一环节。</w:t>
       </w:r>
     </w:p>
     <w:p>
@@ -4712,7 +4712,7 @@
           <w:b w:val="0"/>
           <w:sz w:val="28"/>
         </w:rPr>
-        <w:t>Looogen是北京优酷科技有限公司推出的AI影视制作Agent产品，面向短剧制作团队、影视内容创作者、MCN机构等专业用户，提供从剧本创作与解析、角色/服装/场景资产设计、分镜生成、视频生成与质检修复、配音配乐到后期处理的全链路AI影视制作能力，帮助用户解决AI视频生成流程中人工干预多、生成效率低、人物/场景前后不一致、废片率高、制作成本高等问题。产品分为Agent模块（一句话创意或剧本一键直出成片的全链路模式）和影视套件模块（按制作步骤分别调用的工具集）。</w:t>
+        <w:t>Looogen是北京优酷科技有限公司推出的AI影视制作Agent产品，面向短剧制作团队、影视内容创作者、MCN机构等专业用户，提供从剧本创作与解析、角色/服装/场景资产设计、分镜生成、视频生成与质检修复、配音配乐到后期处理的全链路AI影视制作能力，帮助用户解决AI视频生成流程中人工干预多、生成效率低、人物/场景前后不一致、废片率高、制作成本高等问题。产品分为Agent模块（从一句话创意或剧本串联至成片的全链路模式）和影视套件模块（按制作步骤分别调用的工具集），两种模式下剧本、资产、分镜、视频、音频、后期每个环节均由用户人工协同确认后进入下一环节。</w:t>
       </w:r>
     </w:p>
     <w:p>
@@ -4782,7 +4782,7 @@
           <w:b w:val="0"/>
           <w:sz w:val="28"/>
         </w:rPr>
-        <w:t>5. 配音与配乐：多角色智能配音（内置音色库）、音色替换、BGM生成与自动适配、音效生成，以及人声增强、底噪修复、环绕声处理等音频增强。</w:t>
+        <w:t>5. 配音与配乐：基于用户上传的音色进行多角色智能配音及音色替换，BGM生成与自动适配、音效生成，以及人声增强、底噪修复、环绕声处理等音频增强。</w:t>
       </w:r>
     </w:p>
     <w:p>
@@ -4865,7 +4865,7 @@
           <w:b w:val="0"/>
           <w:sz w:val="28"/>
         </w:rPr>
-        <w:t>Looogen遵循最小必要原则，每个用户最多收集以下7类个人信息：</w:t>
+        <w:t>Looogen遵循最小必要原则，每个用户最多收集以下8类个人信息：</w:t>
       </w:r>
     </w:p>
     <w:tbl>
@@ -5094,6 +5094,53 @@
                 <w:b w:val="0"/>
                 <w:sz w:val="22"/>
               </w:rPr>
+              <w:t>用户上传的声音样本（含声纹特征，属于敏感个人信息）</w:t>
+            </w:r>
+          </w:p>
+        </w:tc>
+        <w:tc>
+          <w:tcPr>
+            <w:tcW w:type="dxa" w:w="2911"/>
+          </w:tcPr>
+          <w:p>
+            <w:r>
+              <w:rPr>
+                <w:rFonts w:ascii="仿宋" w:hAnsi="仿宋" w:eastAsia="仿宋" w:cs="仿宋"/>
+                <w:b w:val="0"/>
+                <w:sz w:val="22"/>
+              </w:rPr>
+              <w:t>用于智能配音及音色替换；仅在用户单独同意后处理，不用于模型训练</w:t>
+            </w:r>
+          </w:p>
+        </w:tc>
+      </w:tr>
+      <w:tr>
+        <w:tc>
+          <w:tcPr>
+            <w:tcW w:type="dxa" w:w="2911"/>
+          </w:tcPr>
+          <w:p>
+            <w:r>
+              <w:rPr>
+                <w:rFonts w:ascii="仿宋" w:hAnsi="仿宋" w:eastAsia="仿宋" w:cs="仿宋"/>
+                <w:b w:val="0"/>
+                <w:sz w:val="22"/>
+              </w:rPr>
+              <w:t>5</w:t>
+            </w:r>
+          </w:p>
+        </w:tc>
+        <w:tc>
+          <w:tcPr>
+            <w:tcW w:type="dxa" w:w="2911"/>
+          </w:tcPr>
+          <w:p>
+            <w:r>
+              <w:rPr>
+                <w:rFonts w:ascii="仿宋" w:hAnsi="仿宋" w:eastAsia="仿宋" w:cs="仿宋"/>
+                <w:b w:val="0"/>
+                <w:sz w:val="22"/>
+              </w:rPr>
               <w:t>用户主动上传或输入的素材与指令（剧本、创意文本、参考图、参考视频、音频）及为此调用的剪切板、本地磁盘读取权限</w:t>
             </w:r>
           </w:p>
@@ -5126,7 +5173,7 @@
                 <w:b w:val="0"/>
                 <w:sz w:val="22"/>
               </w:rPr>
-              <w:t>5</w:t>
+              <w:t>6</w:t>
             </w:r>
           </w:p>
         </w:tc>
@@ -5173,7 +5220,7 @@
                 <w:b w:val="0"/>
                 <w:sz w:val="22"/>
               </w:rPr>
-              <w:t>6</w:t>
+              <w:t>7</w:t>
             </w:r>
           </w:p>
         </w:tc>
@@ -5220,7 +5267,7 @@
                 <w:b w:val="0"/>
                 <w:sz w:val="22"/>
               </w:rPr>
-              <w:t>7</w:t>
+              <w:t>8</w:t>
             </w:r>
           </w:p>
         </w:tc>
@@ -5311,7 +5358,7 @@
           <w:b w:val="0"/>
           <w:sz w:val="28"/>
         </w:rPr>
-        <w:t>用户注册账号时，注册页面展示《用户服务协议》《隐私政策》链接及勾选框，用户须主动勾选“已阅读并同意”后方可获取验证码完成注册，即代表用户已阅读并同意协议内容；如不勾选，则无法注册和使用服务。涉及调用剪切板、本地磁盘、存储等权限时，在功能触发前以弹窗形式单独征得用户同意。平台页面设有《用户服务协议》《隐私政策》常驻入口，供用户随时查阅。</w:t>
+        <w:t>用户注册账号时，注册页面展示《用户服务协议》《隐私政策》链接及勾选框，用户须主动勾选“已阅读并同意”后方可获取验证码完成注册，即代表用户已阅读并同意协议内容；如不勾选，则无法注册和使用服务。涉及调用剪切板、本地磁盘、存储等权限时，在功能触发前以弹窗形式单独征得用户同意；用户上传声音样本（含声纹，属敏感个人信息）前，另行以弹窗告知处理目的、方式及保存期限并取得单独同意。平台页面设有《用户服务协议》《隐私政策》常驻入口，供用户随时查阅。</w:t>
       </w:r>
     </w:p>
     <w:p>
@@ -5800,16 +5847,7 @@
           <w:b w:val="0"/>
           <w:sz w:val="28"/>
         </w:rPr>
-        <w:t>① 全链路自动生成：Agent模块“一句话直出成片”中间环节无需人工干预，Looogen在剧本生成/解析结果、每条视频提示词、每个生成镜头、配音台词及字幕文本等各中间产物上均调用安全审核，任一环节判定违规即中断生成，确保自动化流程不绕过安全审核。</w:t>
-      </w:r>
-      <w:r>
-        <w:rPr>
-          <w:rFonts w:ascii="仿宋" w:hAnsi="仿宋" w:eastAsia="仿宋" w:cs="仿宋"/>
-          <w:b w:val="0"/>
-          <w:color w:val="FF0000"/>
-          <w:sz w:val="28"/>
-        </w:rPr>
-        <w:t>【待确认：与实际链路一致】</w:t>
+        <w:t>① 人工协同与全环节审核：Looogen在剧本、资产、分镜、视频、音频、后期每个制作环节均设置人工协同确认节点，用户确认当前环节结果后方进入下一环节；同时平台在剧本生成/解析结果、视频提示词、每个生成镜头、配音台词及字幕文本等各中间产物上均调用安全审核，任一环节判定违规即中断生成。</w:t>
       </w:r>
     </w:p>
     <w:p>
@@ -5823,24 +5861,7 @@
           <w:b w:val="0"/>
           <w:sz w:val="28"/>
         </w:rPr>
-        <w:t>② AI演员与肖像权：官方资产库中的AI演员形象均为AI合成的虚拟形象，不使用真实自然人肖像</w:t>
-      </w:r>
-      <w:r>
-        <w:rPr>
-          <w:rFonts w:ascii="仿宋" w:hAnsi="仿宋" w:eastAsia="仿宋" w:cs="仿宋"/>
-          <w:b w:val="0"/>
-          <w:color w:val="FF0000"/>
-          <w:sz w:val="28"/>
-        </w:rPr>
-        <w:t>【待确认：AI演员是否全部为虚拟合成形象；如基于真人演员制作，须提供肖像授权】</w:t>
-      </w:r>
-      <w:r>
-        <w:rPr>
-          <w:rFonts w:ascii="仿宋" w:hAnsi="仿宋" w:eastAsia="仿宋" w:cs="仿宋"/>
-          <w:b w:val="0"/>
-          <w:sz w:val="28"/>
-        </w:rPr>
-        <w:t>；用户上传参考图生成角色、无损换装时，须确保已取得图中人物授权，平台对公众人物、政治人物等敏感人脸进行识别拦截。</w:t>
+        <w:t>② AI演员与肖像权：官方资产库中的AI演员形象均由AI生成，不基于任何真实自然人肖像；用户上传参考图生成角色、无损换装时，须确保已取得图中人物授权，平台对公众人物、政治人物等敏感人脸进行识别拦截。</w:t>
       </w:r>
     </w:p>
     <w:p>
@@ -5854,7 +5875,7 @@
           <w:b w:val="0"/>
           <w:sz w:val="28"/>
         </w:rPr>
-        <w:t>③ 音色与声音权益：内置音色库音色均已取得合法授权</w:t>
+        <w:t>③ 用户上传音色：智能配音及音色替换使用用户上传的声音样本。声音样本含声纹特征，属于敏感个人信息及生物识别信息，Looogen在用户上传前以弹窗方式取得单独同意，并要求用户承诺：上传本人声音的，已知悉处理规则；上传他人声音的，已依法告知被编辑人并取得其单独同意（《互联网信息服务深度合成管理规定》第十四条）。禁止上传、模仿公众人物声音，平台对上传音色进行安全审核</w:t>
       </w:r>
       <w:r>
         <w:rPr>
@@ -5863,15 +5884,15 @@
           <w:color w:val="FF0000"/>
           <w:sz w:val="28"/>
         </w:rPr>
-        <w:t>【待确认】</w:t>
-      </w:r>
-      <w:r>
-        <w:rPr>
-          <w:rFonts w:ascii="仿宋" w:hAnsi="仿宋" w:eastAsia="仿宋" w:cs="仿宋"/>
-          <w:b w:val="0"/>
-          <w:sz w:val="28"/>
-        </w:rPr>
-        <w:t>；音色替换功能仅允许使用平台音色库或用户已取得授权的音色，用户上传他人声音须取得被编辑人单独同意，禁止模仿公众人物声音。</w:t>
+        <w:t>【待确认：是否对公众人物声音做声纹比对拦截】</w:t>
+      </w:r>
+      <w:r>
+        <w:rPr>
+          <w:rFonts w:ascii="仿宋" w:hAnsi="仿宋" w:eastAsia="仿宋" w:cs="仿宋"/>
+          <w:b w:val="0"/>
+          <w:sz w:val="28"/>
+        </w:rPr>
+        <w:t>；声音样本仅用于该用户的配音生成，不用于模型训练，用户可随时删除。合成音频均添加显式及隐式标识。依据该规定第十五条，人声编辑功能上线前已开展专项安全评估。</w:t>
       </w:r>
     </w:p>
     <w:p>
@@ -6350,7 +6371,7 @@
           <w:b w:val="0"/>
           <w:sz w:val="28"/>
         </w:rPr>
-        <w:t>（1）生成内容失真风险：受限于模型能力，生成结果可能出现失真、事实错误等情况；（2）违规内容生成风险：个别用户可能通过提示词或上传素材诱导生成违法不良信息；（3）数据泄露风险：用户上传剧本、素材及个人信息存在被不当访问的风险；（4）肖像权、声音权益风险：AI演员、换装、音色替换等功能可能被用于伪造他人形象或声音；（5）版权风险：拉片、剧本上传等功能可能涉及他人受版权保护的作品；（6）全链路自动生成风险：Agent一键直出成片中间环节无人工干预，需防止违规内容在中间环节累积生成。</w:t>
+        <w:t>（1）生成内容失真风险：受限于模型能力，生成结果可能出现失真、事实错误等情况；（2）违规内容生成风险：个别用户可能通过提示词或上传素材诱导生成违法不良信息；（3）数据泄露风险：用户上传剧本、素材及个人信息存在被不当访问的风险；（4）肖像权、声音权益风险：换装、用户上传音色进行配音及音色替换等功能可能被用于伪造他人形象或声音；（5）版权风险：拉片、剧本上传等功能可能涉及他人受版权保护的作品；（6）多环节串联风险：Agent模式下剧本、分镜、视频、音频多环节串联生成，需防止违规内容在中间环节累积，已通过各环节人工协同确认及安全审核加以防范。</w:t>
       </w:r>
     </w:p>
     <w:p>
@@ -6377,7 +6398,7 @@
           <w:b w:val="0"/>
           <w:sz w:val="28"/>
         </w:rPr>
-        <w:t>（1）建立监测与应急响应机制，持续跟踪异常输出率等指标，发现异常自动告警并及时处置；（2）持续更新关键词库与测试题库，定期迭代模型提升安全性；（3）在输入、各中间产物、输出环节实施审核；（4）对AI演员、音色、换装等深度合成功能落实授权核验与显式标识；（5）持续优化用户协议与隐私政策，畅通投诉举报渠道。</w:t>
+        <w:t>（1）建立监测与应急响应机制，持续跟踪异常输出率等指标，发现异常自动告警并及时处置；（2）持续更新关键词库与测试题库，定期迭代模型提升安全性；（3）在输入、各中间产物、输出环节实施审核；（4）对用户上传音色、换装等深度合成功能落实单独同意、授权核验与显式标识；（5）持续优化用户协议与隐私政策，畅通投诉举报渠道。</w:t>
       </w:r>
     </w:p>
     <w:p>
